--- a/docs/环境搭建笔记.docx
+++ b/docs/环境搭建笔记.docx
@@ -2558,6 +2558,160 @@
           <w:rFonts w:ascii="等线" w:hAnsi="等线" w:eastAsia="等线"/>
           <w:b/>
           <w:color w:val="1F3864"/>
+          <w:sz w:val="23"/>
+        </w:rPr>
+        <w:t>问题8：docker compose 报 project name must not be empty</w:t>
+      </w:r>
+    </w:p>
+    <w:p>
+      <w:pPr>
+        <w:spacing w:after="120" w:line="336" w:lineRule="auto"/>
+      </w:pPr>
+      <w:r>
+        <w:rPr>
+          <w:rFonts w:ascii="等线" w:hAnsi="等线" w:eastAsia="等线"/>
+          <w:b/>
+          <w:sz w:val="21"/>
+        </w:rPr>
+        <w:t>现象</w:t>
+      </w:r>
+      <w:r>
+        <w:rPr>
+          <w:rFonts w:ascii="等线" w:hAnsi="等线" w:eastAsia="等线"/>
+          <w:b w:val="0"/>
+          <w:sz w:val="21"/>
+        </w:rPr>
+        <w:t xml:space="preserve">：在中文路径目录下执行 </w:t>
+      </w:r>
+      <w:r>
+        <w:rPr>
+          <w:rFonts w:ascii="Consolas" w:hAnsi="Consolas" w:eastAsia="Consolas"/>
+          <w:color w:val="1F493D"/>
+          <w:sz w:val="19"/>
+        </w:rPr>
+        <w:t>docker compose up -d</w:t>
+      </w:r>
+      <w:r>
+        <w:rPr>
+          <w:rFonts w:ascii="等线" w:hAnsi="等线" w:eastAsia="等线"/>
+          <w:b w:val="0"/>
+          <w:sz w:val="21"/>
+        </w:rPr>
+        <w:t xml:space="preserve">，报 </w:t>
+      </w:r>
+      <w:r>
+        <w:rPr>
+          <w:rFonts w:ascii="Consolas" w:hAnsi="Consolas" w:eastAsia="Consolas"/>
+          <w:color w:val="1F493D"/>
+          <w:sz w:val="19"/>
+        </w:rPr>
+        <w:t>project name must not be empty</w:t>
+      </w:r>
+      <w:r>
+        <w:rPr>
+          <w:rFonts w:ascii="等线" w:hAnsi="等线" w:eastAsia="等线"/>
+          <w:b w:val="0"/>
+          <w:sz w:val="21"/>
+        </w:rPr>
+        <w:t>，容器未创建。</w:t>
+      </w:r>
+    </w:p>
+    <w:p>
+      <w:pPr>
+        <w:spacing w:after="120" w:line="336" w:lineRule="auto"/>
+      </w:pPr>
+      <w:r>
+        <w:rPr>
+          <w:rFonts w:ascii="等线" w:hAnsi="等线" w:eastAsia="等线"/>
+          <w:b/>
+          <w:sz w:val="21"/>
+        </w:rPr>
+        <w:t>原因</w:t>
+      </w:r>
+      <w:r>
+        <w:rPr>
+          <w:rFonts w:ascii="等线" w:hAnsi="等线" w:eastAsia="等线"/>
+          <w:b w:val="0"/>
+          <w:sz w:val="21"/>
+        </w:rPr>
+        <w:t>：Compose 默认用当前目录名推导项目名，目录名为中文（含非 ASCII 字符）时推导结果为空，导致命令直接退出。</w:t>
+      </w:r>
+    </w:p>
+    <w:p>
+      <w:pPr>
+        <w:spacing w:after="120" w:line="336" w:lineRule="auto"/>
+      </w:pPr>
+      <w:r>
+        <w:rPr>
+          <w:rFonts w:ascii="等线" w:hAnsi="等线" w:eastAsia="等线"/>
+          <w:b/>
+          <w:sz w:val="21"/>
+        </w:rPr>
+        <w:t>解决方案</w:t>
+      </w:r>
+      <w:r>
+        <w:rPr>
+          <w:rFonts w:ascii="等线" w:hAnsi="等线" w:eastAsia="等线"/>
+          <w:b w:val="0"/>
+          <w:sz w:val="21"/>
+        </w:rPr>
+        <w:t>：</w:t>
+      </w:r>
+    </w:p>
+    <w:p>
+      <w:pPr>
+        <w:spacing w:before="80" w:after="160" w:line="276" w:lineRule="auto"/>
+        <w:ind w:left="283"/>
+        <w:shd w:val="clear" w:color="auto" w:fill="F4F6F9"/>
+      </w:pPr>
+      <w:r>
+        <w:rPr>
+          <w:rFonts w:ascii="Consolas" w:hAnsi="Consolas" w:eastAsia="Consolas"/>
+          <w:color w:val="1F2937"/>
+          <w:sz w:val="18"/>
+        </w:rPr>
+        <w:t>docker compose -p ydsh -f docker-compose.yml up -d</w:t>
+      </w:r>
+    </w:p>
+    <w:p>
+      <w:pPr>
+        <w:spacing w:after="120" w:line="336" w:lineRule="auto"/>
+      </w:pPr>
+      <w:r>
+        <w:rPr>
+          <w:rFonts w:ascii="等线" w:hAnsi="等线" w:eastAsia="等线"/>
+          <w:b w:val="0"/>
+          <w:sz w:val="21"/>
+        </w:rPr>
+        <w:t xml:space="preserve">显式指定英文项目名 </w:t>
+      </w:r>
+      <w:r>
+        <w:rPr>
+          <w:rFonts w:ascii="Consolas" w:hAnsi="Consolas" w:eastAsia="Consolas"/>
+          <w:color w:val="1F493D"/>
+          <w:sz w:val="19"/>
+        </w:rPr>
+        <w:t>ydsh</w:t>
+      </w:r>
+      <w:r>
+        <w:rPr>
+          <w:rFonts w:ascii="等线" w:hAnsi="等线" w:eastAsia="等线"/>
+          <w:b w:val="0"/>
+          <w:sz w:val="21"/>
+        </w:rPr>
+        <w:t xml:space="preserve"> 即可正常创建网络、卷与容器。</w:t>
+      </w:r>
+    </w:p>
+    <w:p>
+      <w:pPr>
+        <w:keepNext/>
+        <w:spacing w:before="200" w:after="120"/>
+      </w:pPr>
+      <w:r>
+        <w:rPr>
+          <w:rFonts w:ascii="等线" w:hAnsi="等线" w:eastAsia="等线"/>
+          <w:b/>
+          <w:color w:val="1F3864"/>
           <w:sz w:val="26"/>
         </w:rPr>
         <w:t>4. 验证清单</w:t>
@@ -2946,8 +3100,549 @@
         <w:t>docker compose down</w:t>
       </w:r>
     </w:p>
+    <w:p>
+      <w:pPr>
+        <w:keepNext/>
+        <w:spacing w:before="200" w:after="120"/>
+      </w:pPr>
+      <w:r>
+        <w:rPr>
+          <w:rFonts w:ascii="等线" w:hAnsi="等线" w:eastAsia="等线"/>
+          <w:b/>
+          <w:color w:val="1F3864"/>
+          <w:sz w:val="26"/>
+        </w:rPr>
+        <w:t>6. 运行验证记录（第 1 周实测）</w:t>
+      </w:r>
+    </w:p>
+    <w:p>
+      <w:pPr>
+        <w:spacing w:after="80"/>
+        <w:ind w:left="227"/>
+        <w:shd w:val="clear" w:color="auto" w:fill="F7F8FA"/>
+      </w:pPr>
+      <w:r>
+        <w:rPr>
+          <w:rFonts w:ascii="等线" w:hAnsi="等线" w:eastAsia="等线"/>
+          <w:b w:val="0"/>
+          <w:color w:val="6B7280"/>
+          <w:sz w:val="19"/>
+        </w:rPr>
+        <w:t>实测时间：2026-10-30　环境：Docker 29.9.2 + apache/hive:4.0.0 + mysql:8.0</w:t>
+      </w:r>
+    </w:p>
+    <w:p>
+      <w:pPr>
+        <w:keepNext/>
+        <w:spacing w:before="200" w:after="120"/>
+      </w:pPr>
+      <w:r>
+        <w:rPr>
+          <w:rFonts w:ascii="等线" w:hAnsi="等线" w:eastAsia="等线"/>
+          <w:b/>
+          <w:color w:val="1F3864"/>
+          <w:sz w:val="23"/>
+        </w:rPr>
+        <w:t>6.1 容器状态</w:t>
+      </w:r>
+    </w:p>
+    <w:p>
+      <w:pPr>
+        <w:spacing w:before="80" w:after="160" w:line="276" w:lineRule="auto"/>
+        <w:ind w:left="283"/>
+        <w:shd w:val="clear" w:color="auto" w:fill="F4F6F9"/>
+      </w:pPr>
+      <w:r>
+        <w:rPr>
+          <w:rFonts w:ascii="Consolas" w:hAnsi="Consolas" w:eastAsia="Consolas"/>
+          <w:color w:val="1F2937"/>
+          <w:sz w:val="18"/>
+        </w:rPr>
+        <w:t>$ docker ps</w:t>
+        <w:br/>
+      </w:r>
+      <w:r>
+        <w:rPr>
+          <w:rFonts w:ascii="Consolas" w:hAnsi="Consolas" w:eastAsia="Consolas"/>
+          <w:color w:val="1F2937"/>
+          <w:sz w:val="18"/>
+        </w:rPr>
+        <w:t>NAMES            STATUS</w:t>
+        <w:br/>
+      </w:r>
+      <w:r>
+        <w:rPr>
+          <w:rFonts w:ascii="Consolas" w:hAnsi="Consolas" w:eastAsia="Consolas"/>
+          <w:color w:val="1F2937"/>
+          <w:sz w:val="18"/>
+        </w:rPr>
+        <w:t>hive-server      Up 30 seconds</w:t>
+        <w:br/>
+      </w:r>
+      <w:r>
+        <w:rPr>
+          <w:rFonts w:ascii="Consolas" w:hAnsi="Consolas" w:eastAsia="Consolas"/>
+          <w:color w:val="1F2937"/>
+          <w:sz w:val="18"/>
+        </w:rPr>
+        <w:t>hive-metastore   Up 30 seconds</w:t>
+        <w:br/>
+      </w:r>
+      <w:r>
+        <w:rPr>
+          <w:rFonts w:ascii="Consolas" w:hAnsi="Consolas" w:eastAsia="Consolas"/>
+          <w:color w:val="1F2937"/>
+          <w:sz w:val="18"/>
+        </w:rPr>
+        <w:t>mysql            Up 26 minutes (healthy)</w:t>
+      </w:r>
+    </w:p>
+    <w:p>
+      <w:pPr>
+        <w:keepNext/>
+        <w:spacing w:before="200" w:after="120"/>
+      </w:pPr>
+      <w:r>
+        <w:rPr>
+          <w:rFonts w:ascii="等线" w:hAnsi="等线" w:eastAsia="等线"/>
+          <w:b/>
+          <w:color w:val="1F3864"/>
+          <w:sz w:val="23"/>
+        </w:rPr>
+        <w:t>6.2 beeline 连接与库列表</w:t>
+      </w:r>
+    </w:p>
+    <w:p>
+      <w:pPr>
+        <w:spacing w:before="80" w:after="160" w:line="276" w:lineRule="auto"/>
+        <w:ind w:left="283"/>
+        <w:shd w:val="clear" w:color="auto" w:fill="F4F6F9"/>
+      </w:pPr>
+      <w:r>
+        <w:rPr>
+          <w:rFonts w:ascii="Consolas" w:hAnsi="Consolas" w:eastAsia="Consolas"/>
+          <w:color w:val="1F2937"/>
+          <w:sz w:val="18"/>
+        </w:rPr>
+        <w:t>$ docker exec hive-server beeline -u jdbc:hive2://localhost:10000 -e "show databases;"</w:t>
+        <w:br/>
+      </w:r>
+      <w:r>
+        <w:rPr>
+          <w:rFonts w:ascii="Consolas" w:hAnsi="Consolas" w:eastAsia="Consolas"/>
+          <w:color w:val="1F2937"/>
+          <w:sz w:val="18"/>
+        </w:rPr>
+        <w:t>Connected to: Apache Hive (version 4.0.0)</w:t>
+        <w:br/>
+      </w:r>
+      <w:r>
+        <w:rPr>
+          <w:rFonts w:ascii="Consolas" w:hAnsi="Consolas" w:eastAsia="Consolas"/>
+          <w:color w:val="1F2937"/>
+          <w:sz w:val="18"/>
+        </w:rPr>
+        <w:t>Driver: Hive JDBC (version 4.0.0)</w:t>
+        <w:br/>
+      </w:r>
+      <w:r>
+        <w:rPr>
+          <w:rFonts w:ascii="Consolas" w:hAnsi="Consolas" w:eastAsia="Consolas"/>
+          <w:color w:val="1F2937"/>
+          <w:sz w:val="18"/>
+        </w:rPr>
+        <w:t>+----------------+</w:t>
+        <w:br/>
+      </w:r>
+      <w:r>
+        <w:rPr>
+          <w:rFonts w:ascii="Consolas" w:hAnsi="Consolas" w:eastAsia="Consolas"/>
+          <w:color w:val="1F2937"/>
+          <w:sz w:val="18"/>
+        </w:rPr>
+        <w:t>| database_name  |</w:t>
+        <w:br/>
+      </w:r>
+      <w:r>
+        <w:rPr>
+          <w:rFonts w:ascii="Consolas" w:hAnsi="Consolas" w:eastAsia="Consolas"/>
+          <w:color w:val="1F2937"/>
+          <w:sz w:val="18"/>
+        </w:rPr>
+        <w:t>+----------------+</w:t>
+        <w:br/>
+      </w:r>
+      <w:r>
+        <w:rPr>
+          <w:rFonts w:ascii="Consolas" w:hAnsi="Consolas" w:eastAsia="Consolas"/>
+          <w:color w:val="1F2937"/>
+          <w:sz w:val="18"/>
+        </w:rPr>
+        <w:t>| default        |</w:t>
+        <w:br/>
+      </w:r>
+      <w:r>
+        <w:rPr>
+          <w:rFonts w:ascii="Consolas" w:hAnsi="Consolas" w:eastAsia="Consolas"/>
+          <w:color w:val="1F2937"/>
+          <w:sz w:val="18"/>
+        </w:rPr>
+        <w:t>| ydsh_ods       |</w:t>
+        <w:br/>
+      </w:r>
+      <w:r>
+        <w:rPr>
+          <w:rFonts w:ascii="Consolas" w:hAnsi="Consolas" w:eastAsia="Consolas"/>
+          <w:color w:val="1F2937"/>
+          <w:sz w:val="18"/>
+        </w:rPr>
+        <w:t>+----------------+</w:t>
+        <w:br/>
+      </w:r>
+      <w:r>
+        <w:rPr>
+          <w:rFonts w:ascii="Consolas" w:hAnsi="Consolas" w:eastAsia="Consolas"/>
+          <w:color w:val="1F2937"/>
+          <w:sz w:val="18"/>
+        </w:rPr>
+        <w:t>2 rows selected (1.511 seconds)</w:t>
+      </w:r>
+    </w:p>
+    <w:p>
+      <w:pPr>
+        <w:keepNext/>
+        <w:spacing w:before="200" w:after="120"/>
+      </w:pPr>
+      <w:r>
+        <w:rPr>
+          <w:rFonts w:ascii="等线" w:hAnsi="等线" w:eastAsia="等线"/>
+          <w:b/>
+          <w:color w:val="1F3864"/>
+          <w:sz w:val="23"/>
+        </w:rPr>
+        <w:t>6.3 ODS 6 表行数校验（实跑结果）</w:t>
+      </w:r>
+    </w:p>
+    <w:p>
+      <w:pPr>
+        <w:spacing w:before="80" w:after="160" w:line="276" w:lineRule="auto"/>
+        <w:ind w:left="283"/>
+        <w:shd w:val="clear" w:color="auto" w:fill="F4F6F9"/>
+      </w:pPr>
+      <w:r>
+        <w:rPr>
+          <w:rFonts w:ascii="Consolas" w:hAnsi="Consolas" w:eastAsia="Consolas"/>
+          <w:color w:val="1F2937"/>
+          <w:sz w:val="18"/>
+        </w:rPr>
+        <w:t>$ docker exec hive-server beeline -u jdbc:hive2://localhost:10000 --silent=true --outputformat=tsv2 \</w:t>
+        <w:br/>
+      </w:r>
+      <w:r>
+        <w:rPr>
+          <w:rFonts w:ascii="Consolas" w:hAnsi="Consolas" w:eastAsia="Consolas"/>
+          <w:color w:val="1F2937"/>
+          <w:sz w:val="18"/>
+        </w:rPr>
+        <w:t xml:space="preserve">  -e "select 'ods_user', count(*) from ydsh_ods.ods_user union all ..."</w:t>
+        <w:br/>
+      </w:r>
+      <w:r>
+        <w:rPr>
+          <w:rFonts w:ascii="Consolas" w:hAnsi="Consolas" w:eastAsia="Consolas"/>
+          <w:color w:val="1F2937"/>
+          <w:sz w:val="18"/>
+        </w:rPr>
+        <w:t>table_name</w:t>
+        <w:tab/>
+        <w:t>row_cnt</w:t>
+        <w:br/>
+      </w:r>
+      <w:r>
+        <w:rPr>
+          <w:rFonts w:ascii="Consolas" w:hAnsi="Consolas" w:eastAsia="Consolas"/>
+          <w:color w:val="1F2937"/>
+          <w:sz w:val="18"/>
+        </w:rPr>
+        <w:t>ods_user</w:t>
+        <w:tab/>
+        <w:t>1001</w:t>
+        <w:br/>
+      </w:r>
+      <w:r>
+        <w:rPr>
+          <w:rFonts w:ascii="Consolas" w:hAnsi="Consolas" w:eastAsia="Consolas"/>
+          <w:color w:val="1F2937"/>
+          <w:sz w:val="18"/>
+        </w:rPr>
+        <w:t>ods_product</w:t>
+        <w:tab/>
+        <w:t>601</w:t>
+        <w:br/>
+      </w:r>
+      <w:r>
+        <w:rPr>
+          <w:rFonts w:ascii="Consolas" w:hAnsi="Consolas" w:eastAsia="Consolas"/>
+          <w:color w:val="1F2937"/>
+          <w:sz w:val="18"/>
+        </w:rPr>
+        <w:t>ods_store</w:t>
+        <w:tab/>
+        <w:t>61</w:t>
+        <w:br/>
+      </w:r>
+      <w:r>
+        <w:rPr>
+          <w:rFonts w:ascii="Consolas" w:hAnsi="Consolas" w:eastAsia="Consolas"/>
+          <w:color w:val="1F2937"/>
+          <w:sz w:val="18"/>
+        </w:rPr>
+        <w:t>ods_order</w:t>
+        <w:tab/>
+        <w:t>15601</w:t>
+        <w:br/>
+      </w:r>
+      <w:r>
+        <w:rPr>
+          <w:rFonts w:ascii="Consolas" w:hAnsi="Consolas" w:eastAsia="Consolas"/>
+          <w:color w:val="1F2937"/>
+          <w:sz w:val="18"/>
+        </w:rPr>
+        <w:t>ods_order_item</w:t>
+        <w:tab/>
+        <w:t>37550</w:t>
+        <w:br/>
+      </w:r>
+      <w:r>
+        <w:rPr>
+          <w:rFonts w:ascii="Consolas" w:hAnsi="Consolas" w:eastAsia="Consolas"/>
+          <w:color w:val="1F2937"/>
+          <w:sz w:val="18"/>
+        </w:rPr>
+        <w:t>ods_user_behavior</w:t>
+        <w:tab/>
+        <w:t>60001</w:t>
+      </w:r>
+    </w:p>
+    <w:p>
+      <w:pPr>
+        <w:keepNext/>
+        <w:spacing w:before="200" w:after="120"/>
+      </w:pPr>
+      <w:r>
+        <w:rPr>
+          <w:rFonts w:ascii="等线" w:hAnsi="等线" w:eastAsia="等线"/>
+          <w:b/>
+          <w:color w:val="1F3864"/>
+          <w:sz w:val="23"/>
+        </w:rPr>
+        <w:t>6.4 验证结论</w:t>
+      </w:r>
+    </w:p>
+    <w:p>
+      <w:pPr>
+        <w:pStyle w:val="ListBullet"/>
+        <w:spacing w:after="60"/>
+        <w:ind w:left="340"/>
+      </w:pPr>
+      <w:r>
+        <w:rPr>
+          <w:rFonts w:ascii="等线" w:hAnsi="等线" w:eastAsia="等线"/>
+          <w:b w:val="0"/>
+          <w:sz w:val="21"/>
+        </w:rPr>
+        <w:t>Docker 引擎 29.9.2 正常，</w:t>
+      </w:r>
+      <w:r>
+        <w:rPr>
+          <w:rFonts w:ascii="Consolas" w:hAnsi="Consolas" w:eastAsia="Consolas"/>
+          <w:color w:val="1F493D"/>
+          <w:sz w:val="19"/>
+        </w:rPr>
+        <w:t>mysql</w:t>
+      </w:r>
+      <w:r>
+        <w:rPr>
+          <w:rFonts w:ascii="等线" w:hAnsi="等线" w:eastAsia="等线"/>
+          <w:b w:val="0"/>
+          <w:sz w:val="21"/>
+        </w:rPr>
+        <w:t xml:space="preserve"> 容器健康检查通过（healthy）；</w:t>
+      </w:r>
+    </w:p>
+    <w:p>
+      <w:pPr>
+        <w:pStyle w:val="ListBullet"/>
+        <w:spacing w:after="60"/>
+        <w:ind w:left="340"/>
+      </w:pPr>
+      <w:r>
+        <w:rPr>
+          <w:rFonts w:ascii="等线" w:hAnsi="等线" w:eastAsia="等线"/>
+          <w:b w:val="0"/>
+          <w:sz w:val="21"/>
+        </w:rPr>
+        <w:t xml:space="preserve">Hive 4.0.0 的 </w:t>
+      </w:r>
+      <w:r>
+        <w:rPr>
+          <w:rFonts w:ascii="Consolas" w:hAnsi="Consolas" w:eastAsia="Consolas"/>
+          <w:color w:val="1F493D"/>
+          <w:sz w:val="19"/>
+        </w:rPr>
+        <w:t>hive-metastore</w:t>
+      </w:r>
+      <w:r>
+        <w:rPr>
+          <w:rFonts w:ascii="等线" w:hAnsi="等线" w:eastAsia="等线"/>
+          <w:b w:val="0"/>
+          <w:sz w:val="21"/>
+        </w:rPr>
+        <w:t xml:space="preserve"> 与 </w:t>
+      </w:r>
+      <w:r>
+        <w:rPr>
+          <w:rFonts w:ascii="Consolas" w:hAnsi="Consolas" w:eastAsia="Consolas"/>
+          <w:color w:val="1F493D"/>
+          <w:sz w:val="19"/>
+        </w:rPr>
+        <w:t>hive-server</w:t>
+      </w:r>
+      <w:r>
+        <w:rPr>
+          <w:rFonts w:ascii="等线" w:hAnsi="等线" w:eastAsia="等线"/>
+          <w:b w:val="0"/>
+          <w:sz w:val="21"/>
+        </w:rPr>
+        <w:t xml:space="preserve"> 均 Up，beeline 可正常连接；</w:t>
+      </w:r>
+    </w:p>
+    <w:p>
+      <w:pPr>
+        <w:pStyle w:val="ListBullet"/>
+        <w:spacing w:after="60"/>
+        <w:ind w:left="340"/>
+      </w:pPr>
+      <w:r>
+        <w:rPr>
+          <w:rFonts w:ascii="Consolas" w:hAnsi="Consolas" w:eastAsia="Consolas"/>
+          <w:color w:val="1F493D"/>
+          <w:sz w:val="19"/>
+        </w:rPr>
+        <w:t>ydsh_ods</w:t>
+      </w:r>
+      <w:r>
+        <w:rPr>
+          <w:rFonts w:ascii="等线" w:hAnsi="等线" w:eastAsia="等线"/>
+          <w:b w:val="0"/>
+          <w:sz w:val="21"/>
+        </w:rPr>
+        <w:t xml:space="preserve"> 库存在，6 张表行数与《数据质量预评估表》完全一致（各表比数据字典预期多 1 行，为表头行）；</w:t>
+      </w:r>
+    </w:p>
+    <w:p>
+      <w:pPr>
+        <w:pStyle w:val="ListBullet"/>
+        <w:spacing w:after="60"/>
+        <w:ind w:left="340"/>
+      </w:pPr>
+      <w:r>
+        <w:rPr>
+          <w:rFonts w:ascii="等线" w:hAnsi="等线" w:eastAsia="等线"/>
+          <w:b w:val="0"/>
+          <w:sz w:val="21"/>
+        </w:rPr>
+        <w:t>以上命令的真实输出即为本周环境可用性与 ODS 导入的验证依据，答辩时可直接演示。</w:t>
+      </w:r>
+    </w:p>
+    <w:p>
+      <w:pPr>
+        <w:jc w:val="center"/>
+      </w:pPr>
+      <w:r>
+        <w:drawing>
+          <wp:inline xmlns:a="http://schemas.openxmlformats.org/drawingml/2006/main" xmlns:pic="http://schemas.openxmlformats.org/drawingml/2006/picture">
+            <wp:extent cx="5760000" cy="3077260"/>
+            <wp:docPr id="1" name="Picture 1"/>
+            <wp:cNvGraphicFramePr>
+              <a:graphicFrameLocks noChangeAspect="1"/>
+            </wp:cNvGraphicFramePr>
+            <a:graphic>
+              <a:graphicData uri="http://schemas.openxmlformats.org/drawingml/2006/picture">
+                <pic:pic>
+                  <pic:nvPicPr>
+                    <pic:cNvPr id="0" name="运行验证截图.png"/>
+                    <pic:cNvPicPr/>
+                  </pic:nvPicPr>
+                  <pic:blipFill>
+                    <a:blip r:embed="rId9"/>
+                    <a:stretch>
+                      <a:fillRect/>
+                    </a:stretch>
+                  </pic:blipFill>
+                  <pic:spPr>
+                    <a:xfrm>
+                      <a:off x="0" y="0"/>
+                      <a:ext cx="5760000" cy="3077260"/>
+                    </a:xfrm>
+                    <a:prstGeom prst="rect"/>
+                  </pic:spPr>
+                </pic:pic>
+              </a:graphicData>
+            </a:graphic>
+          </wp:inline>
+        </w:drawing>
+      </w:r>
+    </w:p>
+    <w:p>
+      <w:pPr>
+        <w:spacing w:after="200"/>
+        <w:jc w:val="center"/>
+      </w:pPr>
+      <w:r>
+        <w:rPr>
+          <w:rFonts w:ascii="等线" w:hAnsi="等线" w:eastAsia="等线"/>
+          <w:color w:val="6B7280"/>
+          <w:sz w:val="18"/>
+        </w:rPr>
+        <w:t>图：运行验证截图：三容器状态 / show databases / 6 表行数</w:t>
+      </w:r>
+    </w:p>
+    <w:p>
+      <w:pPr>
+        <w:spacing w:after="80"/>
+        <w:ind w:left="227"/>
+        <w:shd w:val="clear" w:color="auto" w:fill="F7F8FA"/>
+      </w:pPr>
+      <w:r>
+        <w:rPr>
+          <w:rFonts w:ascii="等线" w:hAnsi="等线" w:eastAsia="等线"/>
+          <w:b w:val="0"/>
+          <w:color w:val="6B7280"/>
+          <w:sz w:val="19"/>
+        </w:rPr>
+        <w:t>附图：2026-10-30 实测终端截图（</w:t>
+      </w:r>
+      <w:r>
+        <w:rPr>
+          <w:rFonts w:ascii="Consolas" w:hAnsi="Consolas" w:eastAsia="Consolas"/>
+          <w:color w:val="1F493D"/>
+          <w:sz w:val="19"/>
+        </w:rPr>
+        <w:t>docker ps</w:t>
+      </w:r>
+      <w:r>
+        <w:rPr>
+          <w:rFonts w:ascii="等线" w:hAnsi="等线" w:eastAsia="等线"/>
+          <w:b w:val="0"/>
+          <w:color w:val="6B7280"/>
+          <w:sz w:val="19"/>
+        </w:rPr>
+        <w:t xml:space="preserve"> 三容器 Up、beeline 连接 Hive 4.0.0、6 张 ODS 表行数）。</w:t>
+      </w:r>
+    </w:p>
     <w:sectPr>
-      <w:footerReference w:type="default" r:id="rId9"/>
+      <w:footerReference w:type="default" r:id="rId10"/>
       <w:pgSz w:w="12240" w:h="15840"/>
       <w:pgMar w:top="1247" w:right="1361" w:bottom="1247" w:left="1361" w:header="720" w:footer="720" w:gutter="0"/>
       <w:cols w:space="720"/>
